--- a/reports/editable_docx/Phase1_Knowledge_Base.docx
+++ b/reports/editable_docx/Phase1_Knowledge_Base.docx
@@ -1607,7 +1607,7 @@
           <w:b w:val="0"/>
           <w:i w:val="0"/>
         </w:rPr>
-        <w:t>This full-year dataset was then used to re-run the Phase 7 shade simulation across every daylight hour of the year (not just 3 snapshots), revealing that while the Shaded Spine holds 99.2% annual shade coverage, individual activity-room centroids only get 3.6-16.2% passive shade from the spine/buffer canopy alone — a genuine new finding that feeds back into Phase 6 planting placement.</w:t>
+        <w:t>This full-year dataset was then used to re-run the Phase 7 shade simulation across every daylight hour of the year (not just 3 snapshots), revealing that while the Shaded Spine holds 69.6% annual shade coverage, individual activity-room centroids only get 3.6-16.2% passive shade from the spine/buffer canopy alone — a genuine new finding that feeds back into Phase 6 planting placement.</w:t>
       </w:r>
     </w:p>
     <w:p>
